--- a/tests/golden/expected/G-02_spec.docx
+++ b/tests/golden/expected/G-02_spec.docx
@@ -481,7 +481,7 @@
         <ns0:jc ns0:val="both"/>
       </ns0:pPr>
       <ns0:r>
-        <ns0:t>Итого по спецификации: 2 515 972 (два миллиона пятьсот пятнадцать тысяч девятьсот семьдесят два) рублей, в т.ч. НДС 22%.</ns0:t>
+        <ns0:t>Итого по спецификации: 2 515 972 (два миллиона пятьсот пятнадцать тысяч девятьсот семьдесят два) рубля, в т.ч. НДС 22%.</ns0:t>
       </ns0:r>
       <ns0:proofErr ns0:type="gramStart"/>
       <ns0:proofErr ns0:type="gramEnd"/>

--- a/tests/golden/expected/G-02_spec.docx
+++ b/tests/golden/expected/G-02_spec.docx
@@ -498,10 +498,6 @@
     <ns0:p ns2:paraId="07B72E84" ns2:textId="77777777" ns0:rsidR="00AF3DD5" ns0:rsidRPr="008B62CE" ns0:rsidRDefault="00AF3DD5" ns0:rsidP="00800433">
       <ns0:pPr>
         <ns0:pStyle ns0:val="af3"/>
-        <ns0:numPr>
-          <ns0:ilvl ns0:val="0"/>
-          <ns0:numId ns0:val="1"/>
-        </ns0:numPr>
       </ns0:pPr>
       <ns0:r>
         <ns0:t xml:space="preserve">2. Порядок оплаты: </ns0:t>
@@ -536,10 +532,6 @@
     <ns0:p ns2:paraId="404456E9" ns2:textId="77777777" ns0:rsidR="008613D9" ns0:rsidRPr="00AA6499" ns0:rsidRDefault="008613D9" ns0:rsidP="00246D4C">
       <ns0:pPr>
         <ns0:pStyle ns0:val="af3"/>
-        <ns0:numPr>
-          <ns0:ilvl ns0:val="0"/>
-          <ns0:numId ns0:val="1"/>
-        </ns0:numPr>
         <ns0:jc ns0:val="both"/>
       </ns0:pPr>
       <ns0:r>
